--- a/Proyecto Intermodular/PROPUESTA DE PROYECTO.docx
+++ b/Proyecto Intermodular/PROPUESTA DE PROYECTO.docx
@@ -682,55 +682,7 @@
           <w:sz w:val="24"/>
           <w:szCs w:val="24"/>
         </w:rPr>
-        <w:t>El proyecto será realizado individualmente por un alumno o alumna de 2.º de Desarrollo de Aplicaciones</w:t>
-      </w:r>
-    </w:p>
-    <w:p>
-      <w:pPr>
-        <w:pStyle w:val="Normal"/>
-        <w:rPr>
-          <w:sz w:val="24"/>
-          <w:szCs w:val="24"/>
-        </w:rPr>
-      </w:pPr>
-      <w:r>
-        <w:rPr>
-          <w:sz w:val="24"/>
-          <w:szCs w:val="24"/>
-        </w:rPr>
-        <w:t>Web del IES Suárez de Figueroa durante el curso 2026-2027. La aplicación integra competencias de</w:t>
-      </w:r>
-    </w:p>
-    <w:p>
-      <w:pPr>
-        <w:pStyle w:val="Normal"/>
-        <w:rPr>
-          <w:sz w:val="24"/>
-          <w:szCs w:val="24"/>
-        </w:rPr>
-      </w:pPr>
-      <w:r>
-        <w:rPr>
-          <w:sz w:val="24"/>
-          <w:szCs w:val="24"/>
-        </w:rPr>
-        <w:t>distintos módulos del ciclo: modelado y gestión de datos, programación en cliente y servidor, diseño de</w:t>
-      </w:r>
-    </w:p>
-    <w:p>
-      <w:pPr>
-        <w:pStyle w:val="Normal"/>
-        <w:rPr>
-          <w:sz w:val="24"/>
-          <w:szCs w:val="24"/>
-        </w:rPr>
-      </w:pPr>
-      <w:r>
-        <w:rPr>
-          <w:sz w:val="24"/>
-          <w:szCs w:val="24"/>
-        </w:rPr>
-        <w:t>interfaces, autenticación y control de acceso, despliegue, pruebas y documentación.</w:t>
+        <w:t>El proyecto será realizado individualmente por un alumno o alumna de 2.º de Desarrollo de Aplicaciones Web del IES Suárez de Figueroa durante el curso 2026-2027. La aplicación integra competencias de distintos módulos del ciclo: modelado y gestión de datos, programación en cliente y servidor, diseño de interfaces, autenticación y control de acceso, despliegue, pruebas y documentación.</w:t>
       </w:r>
     </w:p>
     <w:p>
